--- a/CarPhysicsImproved/Descrip.docx
+++ b/CarPhysicsImproved/Descrip.docx
@@ -62,30 +62,14 @@
           <w:b/>
           <w:bCs/>
         </w:rPr>
-        <w:t>[h</w:t>
-      </w:r>
-      <w:proofErr w:type="gramStart"/>
-      <w:r>
-        <w:rPr>
-          <w:b/>
-          <w:bCs/>
-        </w:rPr>
-        <w:t>1]</w:t>
-      </w:r>
-      <w:r>
-        <w:rPr>
-          <w:b/>
-          <w:bCs/>
-        </w:rPr>
-        <w:t>Main</w:t>
-      </w:r>
-      <w:proofErr w:type="gramEnd"/>
-      <w:r>
-        <w:rPr>
-          <w:b/>
-          <w:bCs/>
-        </w:rPr>
-        <w:t xml:space="preserve"> features</w:t>
+        <w:t>[h1]</w:t>
+      </w:r>
+      <w:r>
+        <w:rPr>
+          <w:b/>
+          <w:bCs/>
+        </w:rPr>
+        <w:t>Main features</w:t>
       </w:r>
       <w:r>
         <w:rPr>
@@ -119,30 +103,14 @@
           <w:b/>
           <w:bCs/>
         </w:rPr>
-        <w:t>[</w:t>
-      </w:r>
-      <w:proofErr w:type="gramStart"/>
-      <w:r>
-        <w:rPr>
-          <w:b/>
-          <w:bCs/>
-        </w:rPr>
-        <w:t>*]</w:t>
-      </w:r>
-      <w:r>
-        <w:rPr>
-          <w:b/>
-          <w:bCs/>
-        </w:rPr>
-        <w:t>Reworked</w:t>
-      </w:r>
-      <w:proofErr w:type="gramEnd"/>
-      <w:r>
-        <w:rPr>
-          <w:b/>
-          <w:bCs/>
-        </w:rPr>
-        <w:t xml:space="preserve"> drivetrain:</w:t>
+        <w:t>[*]</w:t>
+      </w:r>
+      <w:r>
+        <w:rPr>
+          <w:b/>
+          <w:bCs/>
+        </w:rPr>
+        <w:t>Reworked drivetrain:</w:t>
       </w:r>
       <w:r>
         <w:t xml:space="preserve"> acceleration, gear ratios, engine RPM, and rolling resistance work together to give vehicles a more distinct driving feel.</w:t>
@@ -157,30 +125,14 @@
           <w:b/>
           <w:bCs/>
         </w:rPr>
-        <w:t>[</w:t>
-      </w:r>
-      <w:proofErr w:type="gramStart"/>
-      <w:r>
-        <w:rPr>
-          <w:b/>
-          <w:bCs/>
-        </w:rPr>
-        <w:t>*]</w:t>
-      </w:r>
-      <w:r>
-        <w:rPr>
-          <w:b/>
-          <w:bCs/>
-        </w:rPr>
-        <w:t>Automatic</w:t>
-      </w:r>
-      <w:proofErr w:type="gramEnd"/>
-      <w:r>
-        <w:rPr>
-          <w:b/>
-          <w:bCs/>
-        </w:rPr>
-        <w:t xml:space="preserve"> and manual transmissions</w:t>
+        <w:t>[*]</w:t>
+      </w:r>
+      <w:r>
+        <w:rPr>
+          <w:b/>
+          <w:bCs/>
+        </w:rPr>
+        <w:t>Automatic and manual transmissions</w:t>
       </w:r>
       <w:r>
         <w:rPr>
@@ -202,30 +154,14 @@
           <w:b/>
           <w:bCs/>
         </w:rPr>
-        <w:t>[</w:t>
-      </w:r>
-      <w:proofErr w:type="gramStart"/>
-      <w:r>
-        <w:rPr>
-          <w:b/>
-          <w:bCs/>
-        </w:rPr>
-        <w:t>*]</w:t>
-      </w:r>
-      <w:r>
-        <w:rPr>
-          <w:b/>
-          <w:bCs/>
-        </w:rPr>
-        <w:t>Drifting</w:t>
-      </w:r>
-      <w:proofErr w:type="gramEnd"/>
-      <w:r>
-        <w:rPr>
-          <w:b/>
-          <w:bCs/>
-        </w:rPr>
-        <w:t xml:space="preserve"> and loss of traction:</w:t>
+        <w:t>[*]</w:t>
+      </w:r>
+      <w:r>
+        <w:rPr>
+          <w:b/>
+          <w:bCs/>
+        </w:rPr>
+        <w:t>Drifting and loss of traction:</w:t>
       </w:r>
       <w:r>
         <w:t xml:space="preserve"> </w:t>
@@ -243,30 +179,14 @@
           <w:b/>
           <w:bCs/>
         </w:rPr>
-        <w:t>[</w:t>
-      </w:r>
-      <w:proofErr w:type="gramStart"/>
-      <w:r>
-        <w:rPr>
-          <w:b/>
-          <w:bCs/>
-        </w:rPr>
-        <w:t>*]</w:t>
-      </w:r>
-      <w:r>
-        <w:rPr>
-          <w:b/>
-          <w:bCs/>
-        </w:rPr>
-        <w:t>Burnouts</w:t>
-      </w:r>
-      <w:proofErr w:type="gramEnd"/>
-      <w:r>
-        <w:rPr>
-          <w:b/>
-          <w:bCs/>
-        </w:rPr>
-        <w:t xml:space="preserve"> and clutch kicks:</w:t>
+        <w:t>[*]</w:t>
+      </w:r>
+      <w:r>
+        <w:rPr>
+          <w:b/>
+          <w:bCs/>
+        </w:rPr>
+        <w:t>Burnouts and clutch kicks:</w:t>
       </w:r>
       <w:r>
         <w:t xml:space="preserve"> </w:t>
@@ -287,30 +207,14 @@
           <w:b/>
           <w:bCs/>
         </w:rPr>
-        <w:t>[</w:t>
-      </w:r>
-      <w:proofErr w:type="gramStart"/>
-      <w:r>
-        <w:rPr>
-          <w:b/>
-          <w:bCs/>
-        </w:rPr>
-        <w:t>*]</w:t>
-      </w:r>
-      <w:r>
-        <w:rPr>
-          <w:b/>
-          <w:bCs/>
-        </w:rPr>
-        <w:t>Progressive</w:t>
-      </w:r>
-      <w:proofErr w:type="gramEnd"/>
-      <w:r>
-        <w:rPr>
-          <w:b/>
-          <w:bCs/>
-        </w:rPr>
-        <w:t xml:space="preserve"> steering:</w:t>
+        <w:t>[*]</w:t>
+      </w:r>
+      <w:r>
+        <w:rPr>
+          <w:b/>
+          <w:bCs/>
+        </w:rPr>
+        <w:t>Progressive steering:</w:t>
       </w:r>
       <w:r>
         <w:t xml:space="preserve"> </w:t>
@@ -334,30 +238,14 @@
           <w:b/>
           <w:bCs/>
         </w:rPr>
-        <w:t>[</w:t>
-      </w:r>
-      <w:proofErr w:type="gramStart"/>
-      <w:r>
-        <w:rPr>
-          <w:b/>
-          <w:bCs/>
-        </w:rPr>
-        <w:t>*]</w:t>
-      </w:r>
-      <w:r>
-        <w:rPr>
-          <w:b/>
-          <w:bCs/>
-        </w:rPr>
-        <w:t>Tire</w:t>
-      </w:r>
-      <w:proofErr w:type="gramEnd"/>
-      <w:r>
-        <w:rPr>
-          <w:b/>
-          <w:bCs/>
-        </w:rPr>
-        <w:t xml:space="preserve"> condition and pressure:</w:t>
+        <w:t>[*]</w:t>
+      </w:r>
+      <w:r>
+        <w:rPr>
+          <w:b/>
+          <w:bCs/>
+        </w:rPr>
+        <w:t>Tire condition and pressure:</w:t>
       </w:r>
       <w:r>
         <w:t xml:space="preserve"> worn or underinflated tires affect grip, steering response, and stability.</w:t>
@@ -372,30 +260,14 @@
           <w:b/>
           <w:bCs/>
         </w:rPr>
-        <w:t>[</w:t>
-      </w:r>
-      <w:proofErr w:type="gramStart"/>
-      <w:r>
-        <w:rPr>
-          <w:b/>
-          <w:bCs/>
-        </w:rPr>
-        <w:t>*]</w:t>
-      </w:r>
-      <w:r>
-        <w:rPr>
-          <w:b/>
-          <w:bCs/>
-        </w:rPr>
-        <w:t>Terrain</w:t>
-      </w:r>
-      <w:proofErr w:type="gramEnd"/>
-      <w:r>
-        <w:rPr>
-          <w:b/>
-          <w:bCs/>
-        </w:rPr>
-        <w:t xml:space="preserve"> and weather:</w:t>
+        <w:t>[*]</w:t>
+      </w:r>
+      <w:r>
+        <w:rPr>
+          <w:b/>
+          <w:bCs/>
+        </w:rPr>
+        <w:t>Terrain and weather:</w:t>
       </w:r>
       <w:r>
         <w:t xml:space="preserve"> </w:t>
@@ -416,30 +288,14 @@
           <w:b/>
           <w:bCs/>
         </w:rPr>
-        <w:t>[</w:t>
-      </w:r>
-      <w:proofErr w:type="gramStart"/>
-      <w:r>
-        <w:rPr>
-          <w:b/>
-          <w:bCs/>
-        </w:rPr>
-        <w:t>*]</w:t>
-      </w:r>
-      <w:r>
-        <w:rPr>
-          <w:b/>
-          <w:bCs/>
-        </w:rPr>
-        <w:t>Skid</w:t>
-      </w:r>
-      <w:proofErr w:type="gramEnd"/>
-      <w:r>
-        <w:rPr>
-          <w:b/>
-          <w:bCs/>
-        </w:rPr>
-        <w:t xml:space="preserve"> effects:</w:t>
+        <w:t>[*]</w:t>
+      </w:r>
+      <w:r>
+        <w:rPr>
+          <w:b/>
+          <w:bCs/>
+        </w:rPr>
+        <w:t>Skid effects:</w:t>
       </w:r>
       <w:r>
         <w:t xml:space="preserve"> </w:t>
@@ -460,22 +316,10 @@
           <w:b/>
           <w:bCs/>
         </w:rPr>
-        <w:t>[</w:t>
-      </w:r>
-      <w:proofErr w:type="gramStart"/>
-      <w:r>
-        <w:rPr>
-          <w:b/>
-          <w:bCs/>
-        </w:rPr>
-        <w:t>*]</w:t>
-      </w:r>
-      <w:r>
-        <w:t>A</w:t>
-      </w:r>
-      <w:proofErr w:type="gramEnd"/>
-      <w:r>
-        <w:t xml:space="preserve"> missing or badly damaged windshield exposes </w:t>
+        <w:t>[*]</w:t>
+      </w:r>
+      <w:r>
+        <w:t xml:space="preserve">A missing or badly damaged windshield exposes </w:t>
       </w:r>
       <w:r>
         <w:t>character</w:t>
@@ -509,30 +353,14 @@
           <w:bCs/>
         </w:rPr>
         <w:lastRenderedPageBreak/>
-        <w:t>[h</w:t>
-      </w:r>
-      <w:proofErr w:type="gramStart"/>
-      <w:r>
-        <w:rPr>
-          <w:b/>
-          <w:bCs/>
-        </w:rPr>
-        <w:t>1]</w:t>
-      </w:r>
-      <w:r>
-        <w:rPr>
-          <w:b/>
-          <w:bCs/>
-        </w:rPr>
-        <w:t>Extra</w:t>
-      </w:r>
-      <w:proofErr w:type="gramEnd"/>
-      <w:r>
-        <w:rPr>
-          <w:b/>
-          <w:bCs/>
-        </w:rPr>
-        <w:t xml:space="preserve"> details</w:t>
+        <w:t>[h1]</w:t>
+      </w:r>
+      <w:r>
+        <w:rPr>
+          <w:b/>
+          <w:bCs/>
+        </w:rPr>
+        <w:t>Extra details</w:t>
       </w:r>
       <w:r>
         <w:rPr>
@@ -559,30 +387,14 @@
           <w:b/>
           <w:bCs/>
         </w:rPr>
-        <w:t>[h</w:t>
-      </w:r>
-      <w:proofErr w:type="gramStart"/>
-      <w:r>
-        <w:rPr>
-          <w:b/>
-          <w:bCs/>
-        </w:rPr>
-        <w:t>2]</w:t>
-      </w:r>
-      <w:r>
-        <w:rPr>
-          <w:b/>
-          <w:bCs/>
-        </w:rPr>
-        <w:t>Controls</w:t>
-      </w:r>
-      <w:proofErr w:type="gramEnd"/>
-      <w:r>
-        <w:rPr>
-          <w:b/>
-          <w:bCs/>
-        </w:rPr>
-        <w:t xml:space="preserve"> and customization</w:t>
+        <w:t>[h2]</w:t>
+      </w:r>
+      <w:r>
+        <w:rPr>
+          <w:b/>
+          <w:bCs/>
+        </w:rPr>
+        <w:t>Controls and customization</w:t>
       </w:r>
       <w:r>
         <w:rPr>
@@ -604,25 +416,13 @@
           <w:b/>
           <w:bCs/>
         </w:rPr>
-        <w:t xml:space="preserve">Left </w:t>
-      </w:r>
-      <w:proofErr w:type="gramStart"/>
-      <w:r>
-        <w:rPr>
-          <w:b/>
-          <w:bCs/>
-        </w:rPr>
-        <w:t>Shift</w:t>
+        <w:t>Left Shift</w:t>
       </w:r>
       <w:r>
         <w:t>.</w:t>
       </w:r>
       <w:r>
-        <w:t>[</w:t>
-      </w:r>
-      <w:proofErr w:type="gramEnd"/>
-      <w:r>
-        <w:t>/b]</w:t>
+        <w:t>[/b]</w:t>
       </w:r>
       <w:r>
         <w:t xml:space="preserve"> Manual shifting defaults to </w:t>
@@ -635,25 +435,13 @@
           <w:b/>
           <w:bCs/>
         </w:rPr>
-        <w:t xml:space="preserve">Up Arrow / Down </w:t>
-      </w:r>
-      <w:proofErr w:type="gramStart"/>
-      <w:r>
-        <w:rPr>
-          <w:b/>
-          <w:bCs/>
-        </w:rPr>
-        <w:t>Arrow</w:t>
+        <w:t>Up Arrow / Down Arrow</w:t>
       </w:r>
       <w:r>
         <w:t>.</w:t>
       </w:r>
       <w:r>
-        <w:t>[</w:t>
-      </w:r>
-      <w:proofErr w:type="gramEnd"/>
-      <w:r>
-        <w:t>/b]</w:t>
+        <w:t>[/b]</w:t>
       </w:r>
     </w:p>
     <w:p>
@@ -691,30 +479,14 @@
           <w:b/>
           <w:bCs/>
         </w:rPr>
-        <w:t>[h</w:t>
-      </w:r>
-      <w:proofErr w:type="gramStart"/>
-      <w:r>
-        <w:rPr>
-          <w:b/>
-          <w:bCs/>
-        </w:rPr>
-        <w:t>1]</w:t>
-      </w:r>
-      <w:r>
-        <w:rPr>
-          <w:b/>
-          <w:bCs/>
-        </w:rPr>
-        <w:t>Requirements</w:t>
-      </w:r>
-      <w:proofErr w:type="gramEnd"/>
-      <w:r>
-        <w:rPr>
-          <w:b/>
-          <w:bCs/>
-        </w:rPr>
-        <w:t xml:space="preserve"> and compatibility</w:t>
+        <w:t>[h1]</w:t>
+      </w:r>
+      <w:r>
+        <w:rPr>
+          <w:b/>
+          <w:bCs/>
+        </w:rPr>
+        <w:t>Requirements and compatibility</w:t>
       </w:r>
       <w:r>
         <w:rPr>
@@ -828,7 +600,453 @@
         <w:t>[/b]</w:t>
       </w:r>
     </w:p>
+    <w:p>
+      <w:pPr>
+        <w:rPr>
+          <w:lang w:val="ru-RU"/>
+        </w:rPr>
+      </w:pPr>
+    </w:p>
+    <w:p>
+      <w:pPr>
+        <w:pBdr>
+          <w:bottom w:val="single" w:sz="12" w:space="1" w:color="auto"/>
+        </w:pBdr>
+        <w:rPr>
+          <w:lang w:val="ru-RU"/>
+        </w:rPr>
+      </w:pPr>
+    </w:p>
+    <w:p>
+      <w:pPr>
+        <w:rPr>
+          <w:lang w:val="ru-RU"/>
+        </w:rPr>
+      </w:pPr>
+    </w:p>
+    <w:p>
+      <w:r>
+        <w:t xml:space="preserve">Car Physics Improved reworks driving in Project </w:t>
+      </w:r>
+      <w:proofErr w:type="spellStart"/>
+      <w:r>
+        <w:t>Zomboid</w:t>
+      </w:r>
+      <w:proofErr w:type="spellEnd"/>
+      <w:r>
+        <w:t xml:space="preserve"> with more engaging acceleration, coasting, traction,</w:t>
+      </w:r>
+      <w:r>
+        <w:t xml:space="preserve"> drifting</w:t>
+      </w:r>
+      <w:r>
+        <w:t xml:space="preserve"> and handling. </w:t>
+      </w:r>
+    </w:p>
+    <w:p>
+      <w:r>
+        <w:t>You can call it [b]Realistic Car Physics successor[/b]</w:t>
+      </w:r>
+      <w:r>
+        <w:t>.</w:t>
+      </w:r>
+      <w:r>
+        <w:t xml:space="preserve"> </w:t>
+      </w:r>
+      <w:r>
+        <w:t>I tried to make it as close mathematically wise</w:t>
+      </w:r>
+      <w:r>
+        <w:t xml:space="preserve"> </w:t>
+      </w:r>
+      <w:r>
+        <w:t xml:space="preserve">as possible </w:t>
+      </w:r>
+      <w:r>
+        <w:t>with additional mechanic</w:t>
+      </w:r>
+      <w:r>
+        <w:t>s</w:t>
+      </w:r>
+      <w:r>
+        <w:t>. CPI brings together controllable drifting, tire-dependent handling, terrain and weather effects, and small details that make the condition of your vehicle matter.</w:t>
+      </w:r>
+    </w:p>
     <w:p/>
+    <w:p>
+      <w:r>
+        <w:lastRenderedPageBreak/>
+        <w:t>[h1]Main features[/h1]</w:t>
+      </w:r>
+    </w:p>
+    <w:p>
+      <w:r>
+        <w:t>[list]</w:t>
+      </w:r>
+    </w:p>
+    <w:p>
+      <w:r>
+        <w:t>[*][b]Reworked drivetrain:[/b] Acceleration, gear ratios, engine RPM and rolling resistance work together to give vehicles a more distinctive driving feel.</w:t>
+      </w:r>
+    </w:p>
+    <w:p>
+      <w:r>
+        <w:t>[*][b]Automatic and manual transmissions:[/b] Switch between transmission modes in Mod Options. Manual mode includes forward gears, neutral and reverse.</w:t>
+      </w:r>
+    </w:p>
+    <w:p>
+      <w:r>
+        <w:t>[*][b]Drifting and loss of traction:[/b] Use the handbrake or the dedicated drift key to help rotate the car into a turn, then manage the slide with steering and throttle. Cars can also lose grip during hard acceleration, braking and cornering. Speed, tires and road conditions affect how much control you have.</w:t>
+      </w:r>
+    </w:p>
+    <w:p>
+      <w:r>
+        <w:t>[*][b]Burnouts and clutch kicks:[/b] Powerful launches can break traction. Revving in neutral before engaging a gear can produce a brief burst of wheelspin.</w:t>
+      </w:r>
+    </w:p>
+    <w:p>
+      <w:r>
+        <w:t xml:space="preserve">[*][b]Progressive steering:[/b] Steering response, self-centering and </w:t>
+      </w:r>
+      <w:proofErr w:type="spellStart"/>
+      <w:r>
+        <w:t>countersteering</w:t>
+      </w:r>
+      <w:proofErr w:type="spellEnd"/>
+      <w:r>
+        <w:t xml:space="preserve"> vary with speed, giving low-speed maneuvers and high-speed driving a different feel.</w:t>
+      </w:r>
+    </w:p>
+    <w:p>
+      <w:r>
+        <w:t>[*][b]Tire condition and pressure:[/b] Worn or underinflated tires reduce grip, weaken steering response and make the vehicle less stable.</w:t>
+      </w:r>
+    </w:p>
+    <w:p>
+      <w:r>
+        <w:t>[*][b]Terrain and weather:[/b] Rain, snow and off-road surfaces affect traction and handling. Heavy-Duty vehicles receive configurable advantages in difficult conditions, while their low-speed acceleration on dry roads can be adjusted separately.</w:t>
+      </w:r>
+    </w:p>
+    <w:p>
+      <w:r>
+        <w:t>[*][b]Skid effects:[/b] Tire sounds accompany wheelspin and sliding, with temporary skid marks on asphalt. Their opacity and lifetime can be adjusted in Mod Options.</w:t>
+      </w:r>
+    </w:p>
+    <w:p>
+      <w:r>
+        <w:t>[/list]</w:t>
+      </w:r>
+    </w:p>
+    <w:p>
+      <w:r>
+        <w:t>[h1]Extra details[/h1]</w:t>
+      </w:r>
+    </w:p>
+    <w:p>
+      <w:r>
+        <w:t>-</w:t>
+      </w:r>
+      <w:r>
+        <w:t xml:space="preserve">A missing or badly damaged windshield exposes your character to windchill and rain while driving. </w:t>
+      </w:r>
+    </w:p>
+    <w:p>
+      <w:r>
+        <w:t xml:space="preserve">- </w:t>
+      </w:r>
+      <w:r>
+        <w:t>Sunday</w:t>
+      </w:r>
+      <w:r>
+        <w:t xml:space="preserve"> </w:t>
+      </w:r>
+      <w:r>
+        <w:t>Driver and Speed Demon also influence vehicle performance.</w:t>
+      </w:r>
+    </w:p>
+    <w:p>
+      <w:r>
+        <w:t xml:space="preserve">- Wide range of </w:t>
+      </w:r>
+      <w:r>
+        <w:t>Sandbox Options.</w:t>
+      </w:r>
+    </w:p>
+    <w:p>
+      <w:r>
+        <w:t>[h1]Controls and customization[/h1]</w:t>
+      </w:r>
+    </w:p>
+    <w:p>
+      <w:r>
+        <w:t>[list]</w:t>
+      </w:r>
+    </w:p>
+    <w:p>
+      <w:r>
+        <w:lastRenderedPageBreak/>
+        <w:t>[*][b]Dedicated drift key:[/b] Left Shift by default. Hold it while steering to initiate a drift once you have enough speed.</w:t>
+      </w:r>
+      <w:r>
+        <w:t xml:space="preserve"> </w:t>
+      </w:r>
+    </w:p>
+    <w:p>
+      <w:r>
+        <w:t>[*][b]Manual shifting:[/b] Up Arrow to shift up, Down Arrow to shift down.</w:t>
+      </w:r>
+      <w:r>
+        <w:t xml:space="preserve"> </w:t>
+      </w:r>
+    </w:p>
+    <w:p>
+      <w:r>
+        <w:t>[/list]</w:t>
+      </w:r>
+    </w:p>
+    <w:p>
+      <w:r>
+        <w:t>Key bindings, transmission mode, steering settings, drift-key behavior and skid effects can be configured in [b]Mod Options[/b]. World-level physics settings are available in [b]Sandbox Options[/b].</w:t>
+      </w:r>
+    </w:p>
+    <w:p>
+      <w:r>
+        <w:t>I recommend rebinding the game's cruise-control key if it conflicts with your driving controls. Personally, I use [b]E and R[/b] for manual shifting.</w:t>
+      </w:r>
+    </w:p>
+    <w:p>
+      <w:r>
+        <w:t>[h1]Requirements and compatibility[/h1]</w:t>
+      </w:r>
+    </w:p>
+    <w:p>
+      <w:r>
+        <w:t>Requires [b]</w:t>
+      </w:r>
+      <w:proofErr w:type="spellStart"/>
+      <w:r>
+        <w:t>ZombieBuddy</w:t>
+      </w:r>
+      <w:proofErr w:type="spellEnd"/>
+      <w:r>
+        <w:t xml:space="preserve"> 2.3.2 or newer[/b], correctly installed and enabled. CPI was developed and tested with [b]</w:t>
+      </w:r>
+      <w:proofErr w:type="spellStart"/>
+      <w:r>
+        <w:t>ZombieBuddy</w:t>
+      </w:r>
+      <w:proofErr w:type="spellEnd"/>
+      <w:r>
+        <w:t xml:space="preserve"> 2.3.3[/b].</w:t>
+      </w:r>
+    </w:p>
+    <w:p>
+      <w:r>
+        <w:t>Follow the installation instructions in [</w:t>
+      </w:r>
+      <w:proofErr w:type="spellStart"/>
+      <w:r>
+        <w:t>url</w:t>
+      </w:r>
+      <w:proofErr w:type="spellEnd"/>
+      <w:r>
+        <w:t>=https://github.com/zed-0xff/ZombieBuddy]ZombieBuddy's official repository[/</w:t>
+      </w:r>
+      <w:proofErr w:type="spellStart"/>
+      <w:r>
+        <w:t>url</w:t>
+      </w:r>
+      <w:proofErr w:type="spellEnd"/>
+      <w:r>
+        <w:t xml:space="preserve">]. </w:t>
+      </w:r>
+    </w:p>
+    <w:p/>
+    <w:p>
+      <w:r>
+        <w:t>[b]</w:t>
+      </w:r>
+      <w:r>
+        <w:t xml:space="preserve">CPI itself does not require manually </w:t>
+      </w:r>
+      <w:r>
+        <w:t xml:space="preserve">installation or </w:t>
+      </w:r>
+      <w:r>
+        <w:t>replacing any game files.</w:t>
+      </w:r>
+      <w:r>
+        <w:t>[/b]</w:t>
+      </w:r>
+    </w:p>
+    <w:p/>
+    <w:p>
+      <w:r>
+        <w:t>[h2]Modded vehicles[/h2]</w:t>
+      </w:r>
+    </w:p>
+    <w:p>
+      <w:r>
+        <w:t>CPI reads vehicle parameters automatically, so most properly configured vehicle mods should work without individual patches.</w:t>
+      </w:r>
+    </w:p>
+    <w:p>
+      <w:r>
+        <w:t>Mods with custom drivetrain systems or extensive engine and transmission changes may require additional compatibility work.</w:t>
+      </w:r>
+    </w:p>
+    <w:p/>
+    <w:p>
+      <w:r>
+        <w:t>[b]Do not enable CPI alongside other vehicle physics overhauls.[/b]</w:t>
+      </w:r>
+    </w:p>
+    <w:p>
+      <w:r>
+        <w:t>[h1] Build/MP[/h1]</w:t>
+      </w:r>
+    </w:p>
+    <w:p>
+      <w:pPr>
+        <w:rPr>
+          <w:rFonts w:ascii="Segoe UI Emoji" w:hAnsi="Segoe UI Emoji" w:cs="Segoe UI Emoji"/>
+        </w:rPr>
+      </w:pPr>
+      <w:r>
+        <w:rPr>
+          <w:rFonts w:ascii="Segoe UI Emoji" w:hAnsi="Segoe UI Emoji" w:cs="Segoe UI Emoji"/>
+        </w:rPr>
+        <w:t>✅42.20.4</w:t>
+      </w:r>
+    </w:p>
+    <w:p>
+      <w:pPr>
+        <w:rPr>
+          <w:rFonts w:ascii="Segoe UI Emoji" w:hAnsi="Segoe UI Emoji" w:cs="Segoe UI Emoji"/>
+        </w:rPr>
+      </w:pPr>
+      <w:r>
+        <w:rPr>
+          <w:rFonts w:ascii="Segoe UI Emoji" w:hAnsi="Segoe UI Emoji" w:cs="Segoe UI Emoji"/>
+        </w:rPr>
+        <w:t>Multiplayer should work.</w:t>
+      </w:r>
+      <w:r>
+        <w:rPr>
+          <w:rFonts w:ascii="Segoe UI Emoji" w:hAnsi="Segoe UI Emoji" w:cs="Segoe UI Emoji"/>
+        </w:rPr>
+        <w:t xml:space="preserve"> Some optimization and specific mechanics configured for MP. But n</w:t>
+      </w:r>
+      <w:r>
+        <w:rPr>
+          <w:rFonts w:ascii="Segoe UI Emoji" w:hAnsi="Segoe UI Emoji" w:cs="Segoe UI Emoji"/>
+        </w:rPr>
+        <w:t xml:space="preserve">ot tested enough to say it’s 100% bug free. </w:t>
+      </w:r>
+    </w:p>
+    <w:p>
+      <w:pPr>
+        <w:rPr>
+          <w:rFonts w:ascii="Segoe UI Emoji" w:hAnsi="Segoe UI Emoji" w:cs="Segoe UI Emoji"/>
+        </w:rPr>
+      </w:pPr>
+    </w:p>
+    <w:p>
+      <w:r>
+        <w:lastRenderedPageBreak/>
+        <w:t>My Other Mods:</w:t>
+      </w:r>
+    </w:p>
+    <w:p>
+      <w:r>
+        <w:t>[url=</w:t>
+      </w:r>
+      <w:r>
+        <w:t>https://steamcommunity.com/sharedfiles/filedetails/?id=3783989538</w:t>
+      </w:r>
+      <w:r>
+        <w:t xml:space="preserve">] </w:t>
+      </w:r>
+      <w:r>
+        <w:t>Project Parkour</w:t>
+      </w:r>
+      <w:r>
+        <w:t>[/</w:t>
+      </w:r>
+      <w:proofErr w:type="spellStart"/>
+      <w:r>
+        <w:t>url</w:t>
+      </w:r>
+      <w:proofErr w:type="spellEnd"/>
+      <w:r>
+        <w:t>]</w:t>
+      </w:r>
+    </w:p>
+    <w:p>
+      <w:r>
+        <w:t>[url=https://steamcommunity.com/sharedfiles/filedetails/?id=3716405632] Dynamic Horde Events[/</w:t>
+      </w:r>
+      <w:proofErr w:type="spellStart"/>
+      <w:r>
+        <w:t>url</w:t>
+      </w:r>
+      <w:proofErr w:type="spellEnd"/>
+      <w:r>
+        <w:t>]</w:t>
+      </w:r>
+    </w:p>
+    <w:p>
+      <w:r>
+        <w:t>[url=https://steamcommunity.com/sharedfiles/filedetails/?id=3726328119]Extensive Health Rework Evolved[/</w:t>
+      </w:r>
+      <w:proofErr w:type="spellStart"/>
+      <w:r>
+        <w:t>url</w:t>
+      </w:r>
+      <w:proofErr w:type="spellEnd"/>
+      <w:r>
+        <w:t>]</w:t>
+      </w:r>
+    </w:p>
+    <w:p>
+      <w:r>
+        <w:t>[url=https://steamcommunity.com/sharedfiles/filedetails/?id=3774251699]Survival Planner List (TO DO List)[/</w:t>
+      </w:r>
+      <w:proofErr w:type="spellStart"/>
+      <w:r>
+        <w:t>url</w:t>
+      </w:r>
+      <w:proofErr w:type="spellEnd"/>
+      <w:r>
+        <w:t>]</w:t>
+      </w:r>
+    </w:p>
+    <w:p>
+      <w:r>
+        <w:t>[url=https://steamcommunity.com/sharedfiles/filedetails/?id=3739210444]Cut That Tree! (Tree Chopping Minigame)[/</w:t>
+      </w:r>
+      <w:proofErr w:type="spellStart"/>
+      <w:r>
+        <w:t>url</w:t>
+      </w:r>
+      <w:proofErr w:type="spellEnd"/>
+      <w:r>
+        <w:t>]</w:t>
+      </w:r>
+    </w:p>
+    <w:p>
+      <w:r>
+        <w:t>[url=https://steamcommunity.com/sharedfiles/filedetails/?id=3772642726]One Clean Jaw Stab[/</w:t>
+      </w:r>
+      <w:proofErr w:type="spellStart"/>
+      <w:r>
+        <w:t>url</w:t>
+      </w:r>
+      <w:proofErr w:type="spellEnd"/>
+      <w:r>
+        <w:t>]</w:t>
+      </w:r>
+    </w:p>
     <w:sectPr>
       <w:pgSz w:w="12240" w:h="15840"/>
       <w:pgMar w:top="1440" w:right="1440" w:bottom="1440" w:left="1440" w:header="720" w:footer="720" w:gutter="0"/>
@@ -1396,6 +1614,7 @@
   <w:style w:type="paragraph" w:default="1" w:styleId="Normal">
     <w:name w:val="Normal"/>
     <w:qFormat/>
+    <w:rsid w:val="00A57047"/>
   </w:style>
   <w:style w:type="paragraph" w:styleId="Heading1">
     <w:name w:val="heading 1"/>
